--- a/Mam Maimoona Khilji - Computer Networks (Lab)/Lab Task 4/Abdul Samad - BSSE Group A - Task 4.docx
+++ b/Mam Maimoona Khilji - Computer Networks (Lab)/Lab Task 4/Abdul Samad - BSSE Group A - Task 4.docx
@@ -219,6 +219,9 @@
     </w:p>
     <w:p>
       <w:r>
+        <w:rPr>
+          <w:noProof/>
+        </w:rPr>
         <w:drawing>
           <wp:inline distT="0" distB="0" distL="0" distR="0" wp14:anchorId="63B2BA2A" wp14:editId="4DD3E055">
             <wp:extent cx="4397121" cy="3101609"/>
@@ -270,6 +273,9 @@
     </w:p>
     <w:p>
       <w:r>
+        <w:rPr>
+          <w:noProof/>
+        </w:rPr>
         <w:lastRenderedPageBreak/>
         <w:drawing>
           <wp:inline distT="0" distB="0" distL="0" distR="0" wp14:anchorId="4E5FA7FB" wp14:editId="38B9C99F">
@@ -338,13 +344,7 @@
       </w:pPr>
       <w:r>
         <w:lastRenderedPageBreak/>
-        <w:t>(</w:t>
-      </w:r>
-      <w:r>
-        <w:t>2</w:t>
-      </w:r>
-      <w:r>
-        <w:t>)</w:t>
+        <w:t>(2)</w:t>
       </w:r>
     </w:p>
     <w:tbl>
@@ -748,6 +748,122 @@
       <w:r>
         <w:tab/>
       </w:r>
+      <w:r>
+        <w:rPr>
+          <w:noProof/>
+        </w:rPr>
+        <w:drawing>
+          <wp:inline distT="0" distB="0" distL="0" distR="0" wp14:anchorId="4998901E" wp14:editId="7A957A42">
+            <wp:extent cx="5943600" cy="2276475"/>
+            <wp:effectExtent l="228600" t="228600" r="228600" b="238125"/>
+            <wp:docPr id="45" name="Picture 45"/>
+            <wp:cNvGraphicFramePr/>
+            <a:graphic xmlns:a="http://schemas.openxmlformats.org/drawingml/2006/main">
+              <a:graphicData uri="http://schemas.openxmlformats.org/drawingml/2006/picture">
+                <pic:pic xmlns:pic="http://schemas.openxmlformats.org/drawingml/2006/picture">
+                  <pic:nvPicPr>
+                    <pic:cNvPr id="45" name="Picture 45"/>
+                    <pic:cNvPicPr/>
+                  </pic:nvPicPr>
+                  <pic:blipFill>
+                    <a:blip r:embed="rId9"/>
+                    <a:stretch>
+                      <a:fillRect/>
+                    </a:stretch>
+                  </pic:blipFill>
+                  <pic:spPr>
+                    <a:xfrm>
+                      <a:off x="0" y="0"/>
+                      <a:ext cx="5943600" cy="2276475"/>
+                    </a:xfrm>
+                    <a:prstGeom prst="rect">
+                      <a:avLst/>
+                    </a:prstGeom>
+                    <a:ln w="228600" cap="sq" cmpd="thickThin">
+                      <a:solidFill>
+                        <a:srgbClr val="000000"/>
+                      </a:solidFill>
+                      <a:prstDash val="solid"/>
+                      <a:miter lim="800000"/>
+                    </a:ln>
+                    <a:effectLst>
+                      <a:innerShdw blurRad="76200">
+                        <a:srgbClr val="000000"/>
+                      </a:innerShdw>
+                    </a:effectLst>
+                  </pic:spPr>
+                </pic:pic>
+              </a:graphicData>
+            </a:graphic>
+          </wp:inline>
+        </w:drawing>
+      </w:r>
+    </w:p>
+    <w:p/>
+    <w:p>
+      <w:r>
+        <w:rPr>
+          <w:noProof/>
+        </w:rPr>
+        <w:lastRenderedPageBreak/>
+        <w:drawing>
+          <wp:inline distT="0" distB="0" distL="0" distR="0" wp14:anchorId="35F1AFC2" wp14:editId="067CDF30">
+            <wp:extent cx="5943600" cy="4867275"/>
+            <wp:effectExtent l="209550" t="0" r="342900" b="485775"/>
+            <wp:docPr id="47" name="Picture 47"/>
+            <wp:cNvGraphicFramePr/>
+            <a:graphic xmlns:a="http://schemas.openxmlformats.org/drawingml/2006/main">
+              <a:graphicData uri="http://schemas.openxmlformats.org/drawingml/2006/picture">
+                <pic:pic xmlns:pic="http://schemas.openxmlformats.org/drawingml/2006/picture">
+                  <pic:nvPicPr>
+                    <pic:cNvPr id="47" name="Picture 47"/>
+                    <pic:cNvPicPr/>
+                  </pic:nvPicPr>
+                  <pic:blipFill>
+                    <a:blip r:embed="rId10"/>
+                    <a:stretch>
+                      <a:fillRect/>
+                    </a:stretch>
+                  </pic:blipFill>
+                  <pic:spPr>
+                    <a:xfrm>
+                      <a:off x="0" y="0"/>
+                      <a:ext cx="5943600" cy="4867275"/>
+                    </a:xfrm>
+                    <a:prstGeom prst="roundRect">
+                      <a:avLst>
+                        <a:gd name="adj" fmla="val 16667"/>
+                      </a:avLst>
+                    </a:prstGeom>
+                    <a:ln>
+                      <a:noFill/>
+                    </a:ln>
+                    <a:effectLst>
+                      <a:outerShdw blurRad="152400" dist="12000" dir="900000" sy="98000" kx="110000" ky="200000" algn="tl" rotWithShape="0">
+                        <a:srgbClr val="000000">
+                          <a:alpha val="30000"/>
+                        </a:srgbClr>
+                      </a:outerShdw>
+                    </a:effectLst>
+                    <a:scene3d>
+                      <a:camera prst="perspectiveRelaxed">
+                        <a:rot lat="19800000" lon="1200000" rev="20820000"/>
+                      </a:camera>
+                      <a:lightRig rig="threePt" dir="t"/>
+                    </a:scene3d>
+                    <a:sp3d contourW="6350" prstMaterial="matte">
+                      <a:bevelT w="101600" h="101600"/>
+                      <a:contourClr>
+                        <a:srgbClr val="969696"/>
+                      </a:contourClr>
+                    </a:sp3d>
+                  </pic:spPr>
+                </pic:pic>
+              </a:graphicData>
+            </a:graphic>
+          </wp:inline>
+        </w:drawing>
+      </w:r>
     </w:p>
     <w:p/>
     <w:p>
@@ -788,9 +904,9 @@
       </w:r>
     </w:p>
     <w:sectPr>
-      <w:headerReference w:type="even" r:id="rId9"/>
-      <w:headerReference w:type="default" r:id="rId10"/>
-      <w:headerReference w:type="first" r:id="rId11"/>
+      <w:headerReference w:type="even" r:id="rId11"/>
+      <w:headerReference w:type="default" r:id="rId12"/>
+      <w:headerReference w:type="first" r:id="rId13"/>
       <w:pgSz w:w="12240" w:h="15840"/>
       <w:pgMar w:top="1499" w:right="1298" w:bottom="1411" w:left="1440" w:header="720" w:footer="720" w:gutter="0"/>
       <w:cols w:space="720"/>
